--- a/Collatio/8/1. Textos/2. Limpios/8-C.docx
+++ b/Collatio/8/1. Textos/2. Limpios/8-C.docx
@@ -1,36 +1,36 @@
 
 <file path=word/document.xml><?xml version="1.0" encoding="utf-8"?>
-<w:document xmlns:wpc="http://schemas.microsoft.com/office/word/2010/wordprocessingCanvas" xmlns:cx="http://schemas.microsoft.com/office/drawing/2014/chartex" xmlns:cx1="http://schemas.microsoft.com/office/drawing/2015/9/8/chartex" xmlns:cx2="http://schemas.microsoft.com/office/drawing/2015/10/21/chartex" xmlns:cx3="http://schemas.microsoft.com/office/drawing/2016/5/9/chartex" xmlns:cx4="http://schemas.microsoft.com/office/drawing/2016/5/10/chartex" xmlns:cx5="http://schemas.microsoft.com/office/drawing/2016/5/11/chartex" xmlns:cx6="http://schemas.microsoft.com/office/drawing/2016/5/12/chartex" xmlns:cx7="http://schemas.microsoft.com/office/drawing/2016/5/13/chartex" xmlns:cx8="http://schemas.microsoft.com/office/drawing/2016/5/14/chartex" xmlns:mc="http://schemas.openxmlformats.org/markup-compatibility/2006" xmlns:aink="http://schemas.microsoft.com/office/drawing/2016/ink" xmlns:am3d="http://schemas.microsoft.com/office/drawing/2017/model3d" xmlns:o="urn:schemas-microsoft-com:office:office" xmlns:oel="http://schemas.microsoft.com/office/2019/extlst" xmlns:r="http://schemas.openxmlformats.org/officeDocument/2006/relationships" xmlns:m="http://schemas.openxmlformats.org/officeDocument/2006/math" xmlns:v="urn:schemas-microsoft-com:vml" xmlns:wp14="http://schemas.microsoft.com/office/word/2010/wordprocessingDrawing" xmlns:wp="http://schemas.openxmlformats.org/drawingml/2006/wordprocessingDrawing" xmlns:w10="urn:schemas-microsoft-com:office:word" xmlns:w="http://schemas.openxmlformats.org/wordprocessingml/2006/main" xmlns:w14="http://schemas.microsoft.com/office/word/2010/wordml" xmlns:w15="http://schemas.microsoft.com/office/word/2012/wordml" xmlns:w16cex="http://schemas.microsoft.com/office/word/2018/wordml/cex" xmlns:w16cid="http://schemas.microsoft.com/office/word/2016/wordml/cid" xmlns:w16="http://schemas.microsoft.com/office/word/2018/wordml" xmlns:w16sdtdh="http://schemas.microsoft.com/office/word/2020/wordml/sdtdatahash" xmlns:w16se="http://schemas.microsoft.com/office/word/2015/wordml/symex" xmlns:wpg="http://schemas.microsoft.com/office/word/2010/wordprocessingGroup" xmlns:wpi="http://schemas.microsoft.com/office/word/2010/wordprocessingInk" xmlns:wne="http://schemas.microsoft.com/office/word/2006/wordml" xmlns:wps="http://schemas.microsoft.com/office/word/2010/wordprocessingShape" mc:Ignorable="w14 w15 w16se w16cid w16 w16cex w16sdtdh wp14">
+<w:document xmlns:wpc="http://schemas.microsoft.com/office/word/2010/wordprocessingCanvas" xmlns:cx="http://schemas.microsoft.com/office/drawing/2014/chartex" xmlns:cx1="http://schemas.microsoft.com/office/drawing/2015/9/8/chartex" xmlns:cx2="http://schemas.microsoft.com/office/drawing/2015/10/21/chartex" xmlns:cx3="http://schemas.microsoft.com/office/drawing/2016/5/9/chartex" xmlns:cx4="http://schemas.microsoft.com/office/drawing/2016/5/10/chartex" xmlns:cx5="http://schemas.microsoft.com/office/drawing/2016/5/11/chartex" xmlns:cx6="http://schemas.microsoft.com/office/drawing/2016/5/12/chartex" xmlns:cx7="http://schemas.microsoft.com/office/drawing/2016/5/13/chartex" xmlns:cx8="http://schemas.microsoft.com/office/drawing/2016/5/14/chartex" xmlns:mc="http://schemas.openxmlformats.org/markup-compatibility/2006" xmlns:aink="http://schemas.microsoft.com/office/drawing/2016/ink" xmlns:am3d="http://schemas.microsoft.com/office/drawing/2017/model3d" xmlns:o="urn:schemas-microsoft-com:office:office" xmlns:oel="http://schemas.microsoft.com/office/2019/extlst" xmlns:r="http://schemas.openxmlformats.org/officeDocument/2006/relationships" xmlns:m="http://schemas.openxmlformats.org/officeDocument/2006/math" xmlns:v="urn:schemas-microsoft-com:vml" xmlns:wp14="http://schemas.microsoft.com/office/word/2010/wordprocessingDrawing" xmlns:wp="http://schemas.openxmlformats.org/drawingml/2006/wordprocessingDrawing" xmlns:w10="urn:schemas-microsoft-com:office:word" xmlns:w="http://schemas.openxmlformats.org/wordprocessingml/2006/main" xmlns:w14="http://schemas.microsoft.com/office/word/2010/wordml" xmlns:w15="http://schemas.microsoft.com/office/word/2012/wordml" xmlns:w16cex="http://schemas.microsoft.com/office/word/2018/wordml/cex" xmlns:w16cid="http://schemas.microsoft.com/office/word/2016/wordml/cid" xmlns:w16="http://schemas.microsoft.com/office/word/2018/wordml" xmlns:w16du="http://schemas.microsoft.com/office/word/2023/wordml/word16du" xmlns:w16sdtdh="http://schemas.microsoft.com/office/word/2020/wordml/sdtdatahash" xmlns:w16sdtfl="http://schemas.microsoft.com/office/word/2024/wordml/sdtformatlock" xmlns:w16se="http://schemas.microsoft.com/office/word/2015/wordml/symex" xmlns:wpg="http://schemas.microsoft.com/office/word/2010/wordprocessingGroup" xmlns:wpi="http://schemas.microsoft.com/office/word/2010/wordprocessingInk" xmlns:wne="http://schemas.microsoft.com/office/word/2006/wordml" xmlns:wps="http://schemas.microsoft.com/office/word/2010/wordprocessingShape" mc:Ignorable="w14 w15 w16se w16cid w16 w16cex w16sdtdh w16sdtfl w16du wp14">
   <w:body>
     <w:p>
       <w:pPr>
         <w:rPr>
-          <w:rFonts w:ascii="Garamond" w:hAnsi="Garamond"/>
+          <w:rFonts w:ascii="Brill" w:hAnsi="Brill"/>
           <w:lang w:val="es-ES"/>
         </w:rPr>
       </w:pPr>
       <w:r>
         <w:rPr>
-          <w:rFonts w:ascii="Garamond" w:hAnsi="Garamond"/>
+          <w:rFonts w:ascii="Brill" w:hAnsi="Brill"/>
         </w:rPr>
         <w:t xml:space="preserve">Pregunto </w:t>
       </w:r>
       <w:r>
         <w:rPr>
-          <w:rFonts w:ascii="Garamond" w:hAnsi="Garamond"/>
+          <w:rFonts w:ascii="Brill" w:hAnsi="Brill"/>
         </w:rPr>
         <w:t>el deciplo al maestro en que logar esta la anima del omne si esta en un logar o</w:t>
       </w:r>
       <w:r>
         <w:rPr>
-          <w:rFonts w:ascii="Garamond" w:hAnsi="Garamond"/>
+          <w:rFonts w:ascii="Brill" w:hAnsi="Brill"/>
           <w:lang w:val="es-ES"/>
         </w:rPr>
         <w:t xml:space="preserve"> </w:t>
       </w:r>
       <w:r>
         <w:rPr>
-          <w:rFonts w:ascii="Garamond" w:hAnsi="Garamond"/>
+          <w:rFonts w:ascii="Brill" w:hAnsi="Brill"/>
         </w:rPr>
         <w:t>si esta en todo el cuerpo respondio el maestro el anima es espritu de vida que dios metio en el cuerpo del omne e segund dizen los sabios la su casa en que esta mas raigada es en el coraçon del omne esto puedes veer en el omne que fieren de alguna ferida que si mucho o poco le tañen en el coraçon luego es el omne muerto ca todo el coraçon esta preso de la vertud del anima mas como quier que aquel logar es suyo señalado mas que otro ninguno por el cuerpo se estiende la su vertud e non ha omne que pudiese mandar ningund mienbro de los del cuerpo si non por la vertud del anima que gelo faze ca asi como el anima pone en la voluntad para fazer lo asi enbia luego su vertud por que se faga e amuestre lo que contesce cada dia en que puedes veer que es asi como yo digo para mientes en el omne que muere sin muerte natural e muere en su lecho veras en el que asi como se arrinca el anima del cuerpo que esta sobre el coraçon para salir fuera asi muere luego el cuerpo de las rodillas a yuso e quanto mas va subiendo tanto mas va el cuerpo fincando muerto enpos ella e finca muy frio e muy pesado</w:t>
       </w:r>
@@ -46,7 +46,7 @@
 </file>
 
 <file path=word/styles.xml><?xml version="1.0" encoding="utf-8"?>
-<w:styles xmlns:mc="http://schemas.openxmlformats.org/markup-compatibility/2006" xmlns:r="http://schemas.openxmlformats.org/officeDocument/2006/relationships" xmlns:w="http://schemas.openxmlformats.org/wordprocessingml/2006/main" xmlns:w14="http://schemas.microsoft.com/office/word/2010/wordml" xmlns:w15="http://schemas.microsoft.com/office/word/2012/wordml" xmlns:w16cex="http://schemas.microsoft.com/office/word/2018/wordml/cex" xmlns:w16cid="http://schemas.microsoft.com/office/word/2016/wordml/cid" xmlns:w16="http://schemas.microsoft.com/office/word/2018/wordml" xmlns:w16sdtdh="http://schemas.microsoft.com/office/word/2020/wordml/sdtdatahash" xmlns:w16se="http://schemas.microsoft.com/office/word/2015/wordml/symex" mc:Ignorable="w14 w15 w16se w16cid w16 w16cex w16sdtdh">
+<w:styles xmlns:mc="http://schemas.openxmlformats.org/markup-compatibility/2006" xmlns:r="http://schemas.openxmlformats.org/officeDocument/2006/relationships" xmlns:w="http://schemas.openxmlformats.org/wordprocessingml/2006/main" xmlns:w14="http://schemas.microsoft.com/office/word/2010/wordml" xmlns:w15="http://schemas.microsoft.com/office/word/2012/wordml" xmlns:w16cex="http://schemas.microsoft.com/office/word/2018/wordml/cex" xmlns:w16cid="http://schemas.microsoft.com/office/word/2016/wordml/cid" xmlns:w16="http://schemas.microsoft.com/office/word/2018/wordml" xmlns:w16du="http://schemas.microsoft.com/office/word/2023/wordml/word16du" xmlns:w16sdtdh="http://schemas.microsoft.com/office/word/2020/wordml/sdtdatahash" xmlns:w16sdtfl="http://schemas.microsoft.com/office/word/2024/wordml/sdtformatlock" xmlns:w16se="http://schemas.microsoft.com/office/word/2015/wordml/symex" mc:Ignorable="w14 w15 w16se w16cid w16 w16cex w16sdtdh w16sdtfl w16du">
   <w:docDefaults>
     <w:rPrDefault>
       <w:rPr>
